--- a/backend/master_templates/uput_periodicni.docx
+++ b/backend/master_templates/uput_periodicni.docx
@@ -4,186 +4,1702 @@
   <w:body>
     <w:p>
       <w:pPr>
-        <w:spacing w:after="240"/>
+        <w:spacing w:before="0" w:after="160"/>
+        <w:jc w:val="right"/>
+      </w:pPr>
+      <w:r>
+        <w:rPr>
+          <w:b/>
+          <w:i w:val="0"/>
+        </w:rPr>
+        <w:t>Obrazac 2</w:t>
+      </w:r>
+    </w:p>
+    <w:tbl>
+      <w:tblPr>
+        <w:tblW w:type="dxa" w:w="9639"/>
+        <w:tblBorders>
+          <w:top w:val="nil"/>
+          <w:left w:val="nil"/>
+          <w:bottom w:val="nil"/>
+          <w:right w:val="nil"/>
+          <w:insideH w:val="nil"/>
+          <w:insideV w:val="nil"/>
+        </w:tblBorders>
+        <w:tblLayout w:type="fixed"/>
+        <w:tblLayout w:type="fixed"/>
+        <w:tblCellMar>
+          <w:top w:w="0" w:type="dxa"/>
+          <w:left w:w="28" w:type="dxa"/>
+          <w:bottom w:w="0" w:type="dxa"/>
+          <w:right w:w="28" w:type="dxa"/>
+        </w:tblCellMar>
+        <w:tblLook w:firstColumn="1" w:firstRow="1" w:lastColumn="0" w:lastRow="0" w:noHBand="0" w:noVBand="1" w:val="04A0"/>
+      </w:tblPr>
+      <w:tblGrid>
+        <w:gridCol w:w="4309"/>
+        <w:gridCol w:w="1020"/>
+        <w:gridCol w:w="4309"/>
+      </w:tblGrid>
+      <w:tr>
+        <w:trPr>
+          <w:cantSplit/>
+          <w:trHeight w:val="397" w:hRule="atLeast"/>
+        </w:trPr>
+        <w:tc>
+          <w:tcPr>
+            <w:tcW w:type="dxa" w:w="4309"/>
+            <w:tcBorders>
+              <w:bottom w:val="single" w:sz="4" w:space="0" w:color="000000"/>
+            </w:tcBorders>
+            <w:vAlign w:val="bottom"/>
+          </w:tcPr>
+          <w:p>
+            <w:pPr>
+              <w:jc w:val="center"/>
+            </w:pPr>
+            <w:r>
+              <w:rPr>
+                <w:b w:val="0"/>
+              </w:rPr>
+              <w:t>{{ client.name }}</w:t>
+            </w:r>
+          </w:p>
+        </w:tc>
+        <w:tc>
+          <w:tcPr>
+            <w:tcW w:type="dxa" w:w="1020"/>
+          </w:tcPr>
+          <w:p/>
+        </w:tc>
+        <w:tc>
+          <w:tcPr>
+            <w:tcW w:type="dxa" w:w="4309"/>
+            <w:tcBorders>
+              <w:bottom w:val="single" w:sz="4" w:space="0" w:color="000000"/>
+            </w:tcBorders>
+            <w:vAlign w:val="bottom"/>
+          </w:tcPr>
+          <w:p>
+            <w:pPr>
+              <w:jc w:val="center"/>
+            </w:pPr>
+            <w:r>
+              <w:rPr>
+                <w:b w:val="0"/>
+              </w:rPr>
+              <w:t>{{ client.registration_number }}</w:t>
+            </w:r>
+          </w:p>
+        </w:tc>
+      </w:tr>
+      <w:tr>
+        <w:tc>
+          <w:tcPr>
+            <w:tcW w:type="dxa" w:w="4309"/>
+          </w:tcPr>
+          <w:p>
+            <w:pPr>
+              <w:jc w:val="center"/>
+            </w:pPr>
+            <w:r>
+              <w:rPr>
+                <w:b w:val="0"/>
+                <w:sz w:val="18"/>
+              </w:rPr>
+              <w:t>(poslodavac)</w:t>
+            </w:r>
+          </w:p>
+        </w:tc>
+        <w:tc>
+          <w:tcPr>
+            <w:tcW w:type="dxa" w:w="1020"/>
+          </w:tcPr>
+          <w:p/>
+        </w:tc>
+        <w:tc>
+          <w:tcPr>
+            <w:tcW w:type="dxa" w:w="4309"/>
+          </w:tcPr>
+          <w:p>
+            <w:pPr>
+              <w:jc w:val="center"/>
+            </w:pPr>
+            <w:r>
+              <w:rPr>
+                <w:b w:val="0"/>
+                <w:sz w:val="18"/>
+              </w:rPr>
+              <w:t>(matični broj iz jedinstvenog registra)</w:t>
+            </w:r>
+          </w:p>
+        </w:tc>
+      </w:tr>
+      <w:tr>
+        <w:trPr>
+          <w:cantSplit/>
+          <w:trHeight w:val="397" w:hRule="atLeast"/>
+        </w:trPr>
+        <w:tc>
+          <w:tcPr>
+            <w:tcW w:type="dxa" w:w="4309"/>
+            <w:tcBorders>
+              <w:bottom w:val="single" w:sz="4" w:space="0" w:color="000000"/>
+            </w:tcBorders>
+            <w:vAlign w:val="bottom"/>
+          </w:tcPr>
+          <w:p>
+            <w:pPr>
+              <w:jc w:val="center"/>
+            </w:pPr>
+            <w:r>
+              <w:rPr>
+                <w:b w:val="0"/>
+              </w:rPr>
+              <w:t>{{ client.address }}</w:t>
+            </w:r>
+          </w:p>
+        </w:tc>
+        <w:tc>
+          <w:tcPr>
+            <w:tcW w:type="dxa" w:w="1020"/>
+          </w:tcPr>
+          <w:p/>
+        </w:tc>
+        <w:tc>
+          <w:tcPr>
+            <w:tcW w:type="dxa" w:w="4309"/>
+            <w:tcBorders>
+              <w:bottom w:val="single" w:sz="4" w:space="0" w:color="000000"/>
+            </w:tcBorders>
+            <w:vAlign w:val="bottom"/>
+          </w:tcPr>
+          <w:p>
+            <w:pPr>
+              <w:jc w:val="center"/>
+            </w:pPr>
+            <w:r>
+              <w:rPr>
+                <w:b w:val="0"/>
+              </w:rPr>
+              <w:t>{{ client.activity_code }}</w:t>
+            </w:r>
+          </w:p>
+        </w:tc>
+      </w:tr>
+      <w:tr>
+        <w:tc>
+          <w:tcPr>
+            <w:tcW w:type="dxa" w:w="4309"/>
+          </w:tcPr>
+          <w:p>
+            <w:pPr>
+              <w:jc w:val="center"/>
+            </w:pPr>
+            <w:r>
+              <w:rPr>
+                <w:b w:val="0"/>
+                <w:sz w:val="18"/>
+              </w:rPr>
+              <w:t>(adresa)</w:t>
+            </w:r>
+          </w:p>
+        </w:tc>
+        <w:tc>
+          <w:tcPr>
+            <w:tcW w:type="dxa" w:w="1020"/>
+          </w:tcPr>
+          <w:p/>
+        </w:tc>
+        <w:tc>
+          <w:tcPr>
+            <w:tcW w:type="dxa" w:w="4309"/>
+          </w:tcPr>
+          <w:p>
+            <w:pPr>
+              <w:jc w:val="center"/>
+            </w:pPr>
+            <w:r>
+              <w:rPr>
+                <w:b w:val="0"/>
+                <w:sz w:val="18"/>
+              </w:rPr>
+              <w:t>(šifra delatnosti)</w:t>
+            </w:r>
+          </w:p>
+        </w:tc>
+      </w:tr>
+      <w:tr>
+        <w:trPr>
+          <w:cantSplit/>
+          <w:trHeight w:val="397" w:hRule="atLeast"/>
+        </w:trPr>
+        <w:tc>
+          <w:tcPr>
+            <w:tcW w:type="dxa" w:w="4309"/>
+            <w:tcBorders>
+              <w:bottom w:val="single" w:sz="4" w:space="0" w:color="000000"/>
+            </w:tcBorders>
+            <w:vAlign w:val="bottom"/>
+          </w:tcPr>
+          <w:p>
+            <w:pPr>
+              <w:jc w:val="center"/>
+            </w:pPr>
+            <w:r>
+              <w:rPr>
+                <w:b w:val="0"/>
+              </w:rPr>
+              <w:t>{{ uput.date }}</w:t>
+            </w:r>
+          </w:p>
+        </w:tc>
+        <w:tc>
+          <w:tcPr>
+            <w:tcW w:type="dxa" w:w="1020"/>
+          </w:tcPr>
+          <w:p/>
+        </w:tc>
+        <w:tc>
+          <w:tcPr>
+            <w:tcW w:type="dxa" w:w="4309"/>
+            <w:tcBorders>
+              <w:bottom w:val="single" w:sz="4" w:space="0" w:color="000000"/>
+            </w:tcBorders>
+            <w:vAlign w:val="bottom"/>
+          </w:tcPr>
+          <w:p>
+            <w:pPr>
+              <w:jc w:val="center"/>
+            </w:pPr>
+            <w:r>
+              <w:rPr>
+                <w:b w:val="0"/>
+              </w:rPr>
+              <w:t>{{ uput.number }}</w:t>
+            </w:r>
+          </w:p>
+        </w:tc>
+      </w:tr>
+      <w:tr>
+        <w:tc>
+          <w:tcPr>
+            <w:tcW w:type="dxa" w:w="4309"/>
+          </w:tcPr>
+          <w:p>
+            <w:pPr>
+              <w:jc w:val="center"/>
+            </w:pPr>
+            <w:r>
+              <w:rPr>
+                <w:b w:val="0"/>
+                <w:sz w:val="18"/>
+              </w:rPr>
+              <w:t>(datum)</w:t>
+            </w:r>
+          </w:p>
+        </w:tc>
+        <w:tc>
+          <w:tcPr>
+            <w:tcW w:type="dxa" w:w="1020"/>
+          </w:tcPr>
+          <w:p/>
+        </w:tc>
+        <w:tc>
+          <w:tcPr>
+            <w:tcW w:type="dxa" w:w="4309"/>
+          </w:tcPr>
+          <w:p>
+            <w:pPr>
+              <w:jc w:val="center"/>
+            </w:pPr>
+            <w:r>
+              <w:rPr>
+                <w:b w:val="0"/>
+                <w:sz w:val="18"/>
+              </w:rPr>
+              <w:t>(broj uputa)</w:t>
+            </w:r>
+          </w:p>
+        </w:tc>
+      </w:tr>
+    </w:tbl>
+    <w:p>
+      <w:pPr>
+        <w:spacing w:before="320" w:after="200"/>
         <w:jc w:val="center"/>
       </w:pPr>
       <w:r>
         <w:rPr>
           <w:b/>
-          <w:sz w:val="28"/>
+          <w:i w:val="0"/>
         </w:rPr>
         <w:t>UPUT ZA PERIODIČNI LEKARSKI PREGLED ZAPOSLENOG</w:t>
       </w:r>
     </w:p>
+    <w:tbl>
+      <w:tblPr>
+        <w:tblW w:type="dxa" w:w="9639"/>
+        <w:tblBorders>
+          <w:top w:val="nil"/>
+          <w:left w:val="nil"/>
+          <w:bottom w:val="nil"/>
+          <w:right w:val="nil"/>
+          <w:insideH w:val="nil"/>
+          <w:insideV w:val="nil"/>
+        </w:tblBorders>
+        <w:tblLayout w:type="fixed"/>
+        <w:tblLayout w:type="fixed"/>
+        <w:tblCellMar>
+          <w:top w:w="0" w:type="dxa"/>
+          <w:left w:w="28" w:type="dxa"/>
+          <w:bottom w:w="0" w:type="dxa"/>
+          <w:right w:w="28" w:type="dxa"/>
+        </w:tblCellMar>
+        <w:tblLook w:firstColumn="1" w:firstRow="1" w:lastColumn="0" w:lastRow="0" w:noHBand="0" w:noVBand="1" w:val="04A0"/>
+      </w:tblPr>
+      <w:tblGrid>
+        <w:gridCol w:w="5193"/>
+        <w:gridCol w:w="4275"/>
+        <w:gridCol w:w="170"/>
+      </w:tblGrid>
+      <w:tr>
+        <w:trPr>
+          <w:cantSplit/>
+          <w:trHeight w:val="351" w:hRule="atLeast"/>
+        </w:trPr>
+        <w:tc>
+          <w:tcPr>
+            <w:tcW w:type="dxa" w:w="5193"/>
+            <w:vAlign w:val="bottom"/>
+          </w:tcPr>
+          <w:p>
+            <w:r>
+              <w:rPr>
+                <w:b w:val="0"/>
+              </w:rPr>
+              <w:t>Upućuje se na PERIODIČNI/KONTROLNI pregled</w:t>
+            </w:r>
+          </w:p>
+        </w:tc>
+        <w:tc>
+          <w:tcPr>
+            <w:tcW w:type="dxa" w:w="4275"/>
+            <w:tcBorders>
+              <w:bottom w:val="single" w:sz="4" w:space="0" w:color="000000"/>
+            </w:tcBorders>
+            <w:vAlign w:val="bottom"/>
+          </w:tcPr>
+          <w:p>
+            <w:pPr>
+              <w:jc w:val="center"/>
+            </w:pPr>
+            <w:r>
+              <w:rPr>
+                <w:b w:val="0"/>
+              </w:rPr>
+              <w:t>{{ employee.full_name_with_father }}</w:t>
+            </w:r>
+          </w:p>
+        </w:tc>
+        <w:tc>
+          <w:tcPr>
+            <w:tcW w:type="dxa" w:w="170"/>
+            <w:vAlign w:val="bottom"/>
+          </w:tcPr>
+          <w:p>
+            <w:r>
+              <w:rPr>
+                <w:b w:val="0"/>
+              </w:rPr>
+              <w:t>,</w:t>
+            </w:r>
+          </w:p>
+        </w:tc>
+      </w:tr>
+      <w:tr>
+        <w:trPr>
+          <w:cantSplit/>
+        </w:trPr>
+        <w:tc>
+          <w:tcPr>
+            <w:tcW w:type="dxa" w:w="5193"/>
+          </w:tcPr>
+          <w:p/>
+        </w:tc>
+        <w:tc>
+          <w:tcPr>
+            <w:tcW w:type="dxa" w:w="4275"/>
+          </w:tcPr>
+          <w:p>
+            <w:pPr>
+              <w:jc w:val="center"/>
+            </w:pPr>
+            <w:r>
+              <w:rPr>
+                <w:b w:val="0"/>
+                <w:sz w:val="18"/>
+              </w:rPr>
+              <w:t>(ime, očevo ime i prezime)</w:t>
+            </w:r>
+          </w:p>
+        </w:tc>
+        <w:tc>
+          <w:tcPr>
+            <w:tcW w:type="dxa" w:w="170"/>
+          </w:tcPr>
+          <w:p/>
+        </w:tc>
+      </w:tr>
+    </w:tbl>
     <w:p>
       <w:pPr>
-        <w:spacing w:after="0"/>
+        <w:spacing w:after="0" w:line="60" w:lineRule="exact"/>
       </w:pPr>
-      <w:r/>
+      <w:r>
+        <w:rPr>
+          <w:sz w:val="4"/>
+        </w:rPr>
+      </w:r>
     </w:p>
+    <w:tbl>
+      <w:tblPr>
+        <w:tblW w:type="dxa" w:w="9639"/>
+        <w:tblBorders>
+          <w:top w:val="nil"/>
+          <w:left w:val="nil"/>
+          <w:bottom w:val="nil"/>
+          <w:right w:val="nil"/>
+          <w:insideH w:val="nil"/>
+          <w:insideV w:val="nil"/>
+        </w:tblBorders>
+        <w:tblLayout w:type="fixed"/>
+        <w:tblLayout w:type="fixed"/>
+        <w:tblCellMar>
+          <w:top w:w="0" w:type="dxa"/>
+          <w:left w:w="28" w:type="dxa"/>
+          <w:bottom w:w="0" w:type="dxa"/>
+          <w:right w:w="28" w:type="dxa"/>
+        </w:tblCellMar>
+        <w:tblLook w:firstColumn="1" w:firstRow="1" w:lastColumn="0" w:lastRow="0" w:noHBand="0" w:noVBand="1" w:val="04A0"/>
+      </w:tblPr>
+      <w:tblGrid>
+        <w:gridCol w:w="2211"/>
+        <w:gridCol w:w="1105"/>
+        <w:gridCol w:w="1587"/>
+        <w:gridCol w:w="1003"/>
+        <w:gridCol w:w="3730"/>
+      </w:tblGrid>
+      <w:tr>
+        <w:trPr>
+          <w:cantSplit/>
+          <w:trHeight w:val="351" w:hRule="atLeast"/>
+        </w:trPr>
+        <w:tc>
+          <w:tcPr>
+            <w:tcW w:type="dxa" w:w="2211"/>
+            <w:tcBorders>
+              <w:bottom w:val="single" w:sz="4" w:space="0" w:color="000000"/>
+            </w:tcBorders>
+            <w:vAlign w:val="bottom"/>
+          </w:tcPr>
+          <w:p>
+            <w:pPr>
+              <w:jc w:val="center"/>
+            </w:pPr>
+            <w:r>
+              <w:rPr>
+                <w:b w:val="0"/>
+              </w:rPr>
+              <w:t>{{ employee.national_id }}</w:t>
+            </w:r>
+          </w:p>
+        </w:tc>
+        <w:tc>
+          <w:tcPr>
+            <w:tcW w:type="dxa" w:w="1106"/>
+            <w:vAlign w:val="bottom"/>
+          </w:tcPr>
+          <w:p>
+            <w:r>
+              <w:rPr>
+                <w:b w:val="0"/>
+              </w:rPr>
+              <w:t>, rođen(a)</w:t>
+            </w:r>
+          </w:p>
+        </w:tc>
+        <w:tc>
+          <w:tcPr>
+            <w:tcW w:type="dxa" w:w="1587"/>
+            <w:tcBorders>
+              <w:bottom w:val="single" w:sz="4" w:space="0" w:color="000000"/>
+            </w:tcBorders>
+            <w:vAlign w:val="bottom"/>
+          </w:tcPr>
+          <w:p>
+            <w:pPr>
+              <w:jc w:val="center"/>
+            </w:pPr>
+            <w:r>
+              <w:rPr>
+                <w:b w:val="0"/>
+              </w:rPr>
+              <w:t>{{ employee.date_of_birth }}</w:t>
+            </w:r>
+          </w:p>
+        </w:tc>
+        <w:tc>
+          <w:tcPr>
+            <w:tcW w:type="dxa" w:w="1003"/>
+            <w:vAlign w:val="bottom"/>
+          </w:tcPr>
+          <w:p>
+            <w:pPr>
+              <w:jc w:val="center"/>
+            </w:pPr>
+            <w:r>
+              <w:rPr>
+                <w:b w:val="0"/>
+              </w:rPr>
+              <w:t>godine u</w:t>
+            </w:r>
+          </w:p>
+        </w:tc>
+        <w:tc>
+          <w:tcPr>
+            <w:tcW w:type="dxa" w:w="3730"/>
+            <w:tcBorders>
+              <w:bottom w:val="single" w:sz="4" w:space="0" w:color="000000"/>
+            </w:tcBorders>
+            <w:vAlign w:val="bottom"/>
+          </w:tcPr>
+          <w:p>
+            <w:pPr>
+              <w:jc w:val="center"/>
+            </w:pPr>
+            <w:r>
+              <w:rPr>
+                <w:b w:val="0"/>
+              </w:rPr>
+              <w:t>{{ employee.place_of_birth }}</w:t>
+            </w:r>
+          </w:p>
+        </w:tc>
+      </w:tr>
+      <w:tr>
+        <w:trPr>
+          <w:cantSplit/>
+        </w:trPr>
+        <w:tc>
+          <w:tcPr>
+            <w:tcW w:type="dxa" w:w="2211"/>
+          </w:tcPr>
+          <w:p>
+            <w:pPr>
+              <w:jc w:val="center"/>
+            </w:pPr>
+            <w:r>
+              <w:rPr>
+                <w:b w:val="0"/>
+                <w:sz w:val="18"/>
+              </w:rPr>
+              <w:t>(JMBG)</w:t>
+            </w:r>
+          </w:p>
+        </w:tc>
+        <w:tc>
+          <w:tcPr>
+            <w:tcW w:type="dxa" w:w="1106"/>
+          </w:tcPr>
+          <w:p/>
+        </w:tc>
+        <w:tc>
+          <w:tcPr>
+            <w:tcW w:type="dxa" w:w="1587"/>
+          </w:tcPr>
+          <w:p>
+            <w:pPr>
+              <w:jc w:val="center"/>
+            </w:pPr>
+          </w:p>
+        </w:tc>
+        <w:tc>
+          <w:tcPr>
+            <w:tcW w:type="dxa" w:w="1003"/>
+          </w:tcPr>
+          <w:p/>
+        </w:tc>
+        <w:tc>
+          <w:tcPr>
+            <w:tcW w:type="dxa" w:w="3730"/>
+          </w:tcPr>
+          <w:p>
+            <w:pPr>
+              <w:jc w:val="center"/>
+            </w:pPr>
+            <w:r>
+              <w:rPr>
+                <w:b w:val="0"/>
+                <w:sz w:val="18"/>
+              </w:rPr>
+              <w:t>(mesto rođenja i opština)</w:t>
+            </w:r>
+          </w:p>
+        </w:tc>
+      </w:tr>
+    </w:tbl>
     <w:p>
       <w:pPr>
-        <w:spacing w:after="0"/>
+        <w:spacing w:after="0" w:line="60" w:lineRule="exact"/>
       </w:pPr>
       <w:r>
-        <w:t>Poslodavac: {{ client.name }}</w:t>
+        <w:rPr>
+          <w:sz w:val="4"/>
+        </w:rPr>
+      </w:r>
+    </w:p>
+    <w:tbl>
+      <w:tblPr>
+        <w:tblW w:type="dxa" w:w="9639"/>
+        <w:tblBorders>
+          <w:top w:val="nil"/>
+          <w:left w:val="nil"/>
+          <w:bottom w:val="nil"/>
+          <w:right w:val="nil"/>
+          <w:insideH w:val="nil"/>
+          <w:insideV w:val="nil"/>
+        </w:tblBorders>
+        <w:tblLayout w:type="fixed"/>
+        <w:tblLayout w:type="fixed"/>
+        <w:tblCellMar>
+          <w:top w:w="0" w:type="dxa"/>
+          <w:left w:w="28" w:type="dxa"/>
+          <w:bottom w:w="0" w:type="dxa"/>
+          <w:right w:w="28" w:type="dxa"/>
+        </w:tblCellMar>
+        <w:tblLook w:firstColumn="1" w:firstRow="1" w:lastColumn="0" w:lastRow="0" w:noHBand="0" w:noVBand="1" w:val="04A0"/>
+      </w:tblPr>
+      <w:tblGrid>
+        <w:gridCol w:w="1468"/>
+        <w:gridCol w:w="4269"/>
+        <w:gridCol w:w="3900"/>
+      </w:tblGrid>
+      <w:tr>
+        <w:trPr>
+          <w:cantSplit/>
+          <w:trHeight w:val="351" w:hRule="atLeast"/>
+        </w:trPr>
+        <w:tc>
+          <w:tcPr>
+            <w:tcW w:type="dxa" w:w="1468"/>
+            <w:vAlign w:val="bottom"/>
+          </w:tcPr>
+          <w:p>
+            <w:r>
+              <w:rPr>
+                <w:b w:val="0"/>
+              </w:rPr>
+              <w:t>po zanimanju</w:t>
+            </w:r>
+          </w:p>
+        </w:tc>
+        <w:tc>
+          <w:tcPr>
+            <w:tcW w:type="dxa" w:w="4269"/>
+            <w:tcBorders>
+              <w:bottom w:val="single" w:sz="4" w:space="0" w:color="000000"/>
+            </w:tcBorders>
+            <w:vAlign w:val="bottom"/>
+          </w:tcPr>
+          <w:p>
+            <w:pPr>
+              <w:jc w:val="center"/>
+            </w:pPr>
+            <w:r>
+              <w:rPr>
+                <w:b w:val="0"/>
+              </w:rPr>
+              <w:t>{{ employee.occupation }}</w:t>
+            </w:r>
+          </w:p>
+        </w:tc>
+        <w:tc>
+          <w:tcPr>
+            <w:tcW w:type="dxa" w:w="3900"/>
+            <w:vAlign w:val="bottom"/>
+          </w:tcPr>
+          <w:p>
+            <w:r>
+              <w:rPr>
+                <w:b w:val="0"/>
+              </w:rPr>
+              <w:t>, koji(a) treba da radi na radnom mestu</w:t>
+            </w:r>
+          </w:p>
+        </w:tc>
+      </w:tr>
+      <w:tr>
+        <w:trPr>
+          <w:cantSplit/>
+        </w:trPr>
+        <w:tc>
+          <w:tcPr>
+            <w:tcW w:type="dxa" w:w="1468"/>
+          </w:tcPr>
+          <w:p/>
+        </w:tc>
+        <w:tc>
+          <w:tcPr>
+            <w:tcW w:type="dxa" w:w="4269"/>
+          </w:tcPr>
+          <w:p>
+            <w:pPr>
+              <w:jc w:val="center"/>
+            </w:pPr>
+            <w:r>
+              <w:rPr>
+                <w:b w:val="0"/>
+                <w:sz w:val="18"/>
+              </w:rPr>
+              <w:t>(naziv zanimanja)</w:t>
+            </w:r>
+          </w:p>
+        </w:tc>
+        <w:tc>
+          <w:tcPr>
+            <w:tcW w:type="dxa" w:w="3900"/>
+          </w:tcPr>
+          <w:p/>
+        </w:tc>
+      </w:tr>
+    </w:tbl>
+    <w:p>
+      <w:pPr>
+        <w:spacing w:after="0" w:line="60" w:lineRule="exact"/>
+      </w:pPr>
+      <w:r>
+        <w:rPr>
+          <w:sz w:val="4"/>
+        </w:rPr>
+      </w:r>
+    </w:p>
+    <w:tbl>
+      <w:tblPr>
+        <w:tblW w:type="dxa" w:w="9639"/>
+        <w:tblBorders>
+          <w:top w:val="nil"/>
+          <w:left w:val="nil"/>
+          <w:bottom w:val="nil"/>
+          <w:right w:val="nil"/>
+          <w:insideH w:val="nil"/>
+          <w:insideV w:val="nil"/>
+        </w:tblBorders>
+        <w:tblLayout w:type="fixed"/>
+        <w:tblLayout w:type="fixed"/>
+        <w:tblCellMar>
+          <w:top w:w="0" w:type="dxa"/>
+          <w:left w:w="28" w:type="dxa"/>
+          <w:bottom w:w="0" w:type="dxa"/>
+          <w:right w:w="28" w:type="dxa"/>
+        </w:tblCellMar>
+        <w:tblLook w:firstColumn="1" w:firstRow="1" w:lastColumn="0" w:lastRow="0" w:noHBand="0" w:noVBand="1" w:val="04A0"/>
+      </w:tblPr>
+      <w:tblGrid>
+        <w:gridCol w:w="9468"/>
+        <w:gridCol w:w="170"/>
+      </w:tblGrid>
+      <w:tr>
+        <w:trPr>
+          <w:cantSplit/>
+          <w:trHeight w:val="351" w:hRule="atLeast"/>
+        </w:trPr>
+        <w:tc>
+          <w:tcPr>
+            <w:tcW w:type="dxa" w:w="9468"/>
+            <w:tcBorders>
+              <w:bottom w:val="single" w:sz="4" w:space="0" w:color="000000"/>
+            </w:tcBorders>
+            <w:vAlign w:val="bottom"/>
+          </w:tcPr>
+          <w:p>
+            <w:pPr>
+              <w:jc w:val="center"/>
+            </w:pPr>
+            <w:r>
+              <w:rPr>
+                <w:b w:val="0"/>
+              </w:rPr>
+              <w:t>{{ role.name }}</w:t>
+            </w:r>
+          </w:p>
+        </w:tc>
+        <w:tc>
+          <w:tcPr>
+            <w:tcW w:type="dxa" w:w="170"/>
+            <w:vAlign w:val="bottom"/>
+          </w:tcPr>
+          <w:p>
+            <w:r>
+              <w:rPr>
+                <w:b w:val="0"/>
+              </w:rPr>
+              <w:t>,</w:t>
+            </w:r>
+          </w:p>
+        </w:tc>
+      </w:tr>
+      <w:tr>
+        <w:trPr>
+          <w:cantSplit/>
+        </w:trPr>
+        <w:tc>
+          <w:tcPr>
+            <w:tcW w:type="dxa" w:w="9468"/>
+          </w:tcPr>
+          <w:p>
+            <w:pPr>
+              <w:jc w:val="center"/>
+            </w:pPr>
+            <w:r>
+              <w:rPr>
+                <w:b w:val="0"/>
+                <w:sz w:val="18"/>
+              </w:rPr>
+              <w:t>(naziv radnog mesta)</w:t>
+            </w:r>
+          </w:p>
+        </w:tc>
+        <w:tc>
+          <w:tcPr>
+            <w:tcW w:type="dxa" w:w="170"/>
+          </w:tcPr>
+          <w:p/>
+        </w:tc>
+      </w:tr>
+    </w:tbl>
+    <w:p>
+      <w:pPr>
+        <w:spacing w:after="0" w:line="40" w:lineRule="exact"/>
+      </w:pPr>
+      <w:r>
+        <w:rPr>
+          <w:sz w:val="4"/>
+        </w:rPr>
       </w:r>
     </w:p>
     <w:p>
       <w:pPr>
-        <w:spacing w:after="0"/>
+        <w:spacing w:before="0" w:after="0"/>
+        <w:jc w:val="both"/>
       </w:pPr>
       <w:r>
-        <w:t>Matični broj iz jedinstvenog registra: {{ client.registration_number }}</w:t>
+        <w:rPr>
+          <w:b w:val="0"/>
+          <w:i w:val="0"/>
+        </w:rPr>
+        <w:t>radi ocene ispunjenosti posebnih zdravstvenih sposobnosti za obavljanje poslova na tom radnom mestu – koje je Aktom o proceni rizika</w:t>
+      </w:r>
+    </w:p>
+    <w:tbl>
+      <w:tblPr>
+        <w:tblW w:type="dxa" w:w="9639"/>
+        <w:tblBorders>
+          <w:top w:val="nil"/>
+          <w:left w:val="nil"/>
+          <w:bottom w:val="nil"/>
+          <w:right w:val="nil"/>
+          <w:insideH w:val="nil"/>
+          <w:insideV w:val="nil"/>
+        </w:tblBorders>
+        <w:tblLayout w:type="fixed"/>
+        <w:tblLayout w:type="fixed"/>
+        <w:tblCellMar>
+          <w:top w:w="0" w:type="dxa"/>
+          <w:left w:w="28" w:type="dxa"/>
+          <w:bottom w:w="0" w:type="dxa"/>
+          <w:right w:w="28" w:type="dxa"/>
+        </w:tblCellMar>
+        <w:tblLook w:firstColumn="1" w:firstRow="1" w:lastColumn="0" w:lastRow="0" w:noHBand="0" w:noVBand="1" w:val="04A0"/>
+      </w:tblPr>
+      <w:tblGrid>
+        <w:gridCol w:w="9639"/>
+      </w:tblGrid>
+      <w:tr>
+        <w:trPr>
+          <w:cantSplit/>
+          <w:trHeight w:val="351" w:hRule="atLeast"/>
+        </w:trPr>
+        <w:tc>
+          <w:tcPr>
+            <w:tcW w:type="dxa" w:w="9638"/>
+            <w:tcBorders>
+              <w:bottom w:val="single" w:sz="4" w:space="0" w:color="000000"/>
+            </w:tcBorders>
+            <w:vAlign w:val="bottom"/>
+          </w:tcPr>
+          <w:p>
+            <w:pPr>
+              <w:jc w:val="center"/>
+            </w:pPr>
+            <w:r>
+              <w:rPr>
+                <w:b w:val="0"/>
+              </w:rPr>
+              <w:t>{{ act.label }}</w:t>
+            </w:r>
+          </w:p>
+        </w:tc>
+      </w:tr>
+      <w:tr>
+        <w:trPr>
+          <w:cantSplit/>
+        </w:trPr>
+        <w:tc>
+          <w:tcPr>
+            <w:tcW w:type="dxa" w:w="9638"/>
+          </w:tcPr>
+          <w:p>
+            <w:pPr>
+              <w:jc w:val="center"/>
+            </w:pPr>
+            <w:r>
+              <w:rPr>
+                <w:b w:val="0"/>
+                <w:sz w:val="18"/>
+              </w:rPr>
+              <w:t>(naziv poslodavca, broj i datum donošenja Akta)</w:t>
+            </w:r>
+          </w:p>
+        </w:tc>
+      </w:tr>
+    </w:tbl>
+    <w:p>
+      <w:pPr>
+        <w:spacing w:after="0" w:line="40" w:lineRule="exact"/>
+      </w:pPr>
+      <w:r>
+        <w:rPr>
+          <w:sz w:val="4"/>
+        </w:rPr>
       </w:r>
     </w:p>
     <w:p>
       <w:pPr>
-        <w:spacing w:after="0"/>
+        <w:spacing w:before="0" w:after="0"/>
       </w:pPr>
       <w:r>
-        <w:t>Adresa: {{ client.address }}</w:t>
+        <w:rPr>
+          <w:b w:val="0"/>
+          <w:i w:val="0"/>
+        </w:rPr>
+        <w:t>utvrđeno kao radno mesto sa povećanim rizikom.</w:t>
       </w:r>
     </w:p>
     <w:p>
       <w:pPr>
-        <w:spacing w:after="0"/>
+        <w:spacing w:before="0" w:after="0"/>
+      </w:pPr>
+    </w:p>
+    <w:tbl>
+      <w:tblPr>
+        <w:tblW w:type="dxa" w:w="9639"/>
+        <w:tblBorders>
+          <w:top w:val="nil"/>
+          <w:left w:val="nil"/>
+          <w:bottom w:val="nil"/>
+          <w:right w:val="nil"/>
+          <w:insideH w:val="nil"/>
+          <w:insideV w:val="nil"/>
+        </w:tblBorders>
+        <w:tblLayout w:type="fixed"/>
+        <w:tblLayout w:type="fixed"/>
+        <w:tblCellMar>
+          <w:top w:w="0" w:type="dxa"/>
+          <w:left w:w="28" w:type="dxa"/>
+          <w:bottom w:w="0" w:type="dxa"/>
+          <w:right w:w="28" w:type="dxa"/>
+        </w:tblCellMar>
+        <w:tblLook w:firstColumn="1" w:firstRow="1" w:lastColumn="0" w:lastRow="0" w:noHBand="0" w:noVBand="1" w:val="04A0"/>
+      </w:tblPr>
+      <w:tblGrid>
+        <w:gridCol w:w="5040"/>
+        <w:gridCol w:w="4598"/>
+      </w:tblGrid>
+      <w:tr>
+        <w:trPr>
+          <w:cantSplit/>
+          <w:trHeight w:val="351" w:hRule="atLeast"/>
+        </w:trPr>
+        <w:tc>
+          <w:tcPr>
+            <w:tcW w:type="dxa" w:w="5040"/>
+            <w:vAlign w:val="bottom"/>
+          </w:tcPr>
+          <w:p>
+            <w:r>
+              <w:rPr>
+                <w:b w:val="0"/>
+              </w:rPr>
+              <w:t>Pri prethodnom/periodičnom pregledu obavljenom</w:t>
+            </w:r>
+          </w:p>
+        </w:tc>
+        <w:tc>
+          <w:tcPr>
+            <w:tcW w:type="dxa" w:w="4598"/>
+            <w:tcBorders>
+              <w:bottom w:val="single" w:sz="4" w:space="0" w:color="000000"/>
+            </w:tcBorders>
+            <w:vAlign w:val="bottom"/>
+          </w:tcPr>
+          <w:p>
+            <w:pPr>
+              <w:jc w:val="center"/>
+            </w:pPr>
+            <w:r>
+              <w:rPr>
+                <w:b w:val="0"/>
+              </w:rPr>
+              <w:t>{{ previous_exam.date }}</w:t>
+            </w:r>
+          </w:p>
+        </w:tc>
+      </w:tr>
+      <w:tr>
+        <w:trPr>
+          <w:cantSplit/>
+        </w:trPr>
+        <w:tc>
+          <w:tcPr>
+            <w:tcW w:type="dxa" w:w="5040"/>
+          </w:tcPr>
+          <w:p/>
+        </w:tc>
+        <w:tc>
+          <w:tcPr>
+            <w:tcW w:type="dxa" w:w="4598"/>
+          </w:tcPr>
+          <w:p>
+            <w:pPr>
+              <w:jc w:val="center"/>
+            </w:pPr>
+            <w:r>
+              <w:rPr>
+                <w:b w:val="0"/>
+                <w:sz w:val="18"/>
+              </w:rPr>
+              <w:t>(dan, mesec i godina)</w:t>
+            </w:r>
+          </w:p>
+        </w:tc>
+      </w:tr>
+    </w:tbl>
+    <w:p>
+      <w:pPr>
+        <w:spacing w:after="0" w:line="60" w:lineRule="exact"/>
       </w:pPr>
       <w:r>
-        <w:t>Šifra delatnosti: {{ client.activity_code }}</w:t>
+        <w:rPr>
+          <w:sz w:val="4"/>
+        </w:rPr>
+      </w:r>
+    </w:p>
+    <w:tbl>
+      <w:tblPr>
+        <w:tblW w:type="dxa" w:w="9639"/>
+        <w:tblBorders>
+          <w:top w:val="nil"/>
+          <w:left w:val="nil"/>
+          <w:bottom w:val="nil"/>
+          <w:right w:val="nil"/>
+          <w:insideH w:val="nil"/>
+          <w:insideV w:val="nil"/>
+        </w:tblBorders>
+        <w:tblLayout w:type="fixed"/>
+        <w:tblLayout w:type="fixed"/>
+        <w:tblCellMar>
+          <w:top w:w="0" w:type="dxa"/>
+          <w:left w:w="28" w:type="dxa"/>
+          <w:bottom w:w="0" w:type="dxa"/>
+          <w:right w:w="28" w:type="dxa"/>
+        </w:tblCellMar>
+        <w:tblLook w:firstColumn="1" w:firstRow="1" w:lastColumn="0" w:lastRow="0" w:noHBand="0" w:noVBand="1" w:val="04A0"/>
+      </w:tblPr>
+      <w:tblGrid>
+        <w:gridCol w:w="2449"/>
+        <w:gridCol w:w="3538"/>
+        <w:gridCol w:w="3651"/>
+      </w:tblGrid>
+      <w:tr>
+        <w:trPr>
+          <w:cantSplit/>
+          <w:trHeight w:val="351" w:hRule="atLeast"/>
+        </w:trPr>
+        <w:tc>
+          <w:tcPr>
+            <w:tcW w:type="dxa" w:w="2449"/>
+            <w:vAlign w:val="bottom"/>
+          </w:tcPr>
+          <w:p>
+            <w:r>
+              <w:rPr>
+                <w:b w:val="0"/>
+              </w:rPr>
+              <w:t>u zdravstvenoj ustanovi</w:t>
+            </w:r>
+          </w:p>
+        </w:tc>
+        <w:tc>
+          <w:tcPr>
+            <w:tcW w:type="dxa" w:w="3538"/>
+            <w:tcBorders>
+              <w:bottom w:val="single" w:sz="4" w:space="0" w:color="000000"/>
+            </w:tcBorders>
+            <w:vAlign w:val="bottom"/>
+          </w:tcPr>
+          <w:p>
+            <w:pPr>
+              <w:jc w:val="center"/>
+            </w:pPr>
+            <w:r>
+              <w:rPr>
+                <w:b w:val="0"/>
+              </w:rPr>
+              <w:t>{{ previous_exam.institution }}</w:t>
+            </w:r>
+          </w:p>
+        </w:tc>
+        <w:tc>
+          <w:tcPr>
+            <w:tcW w:type="dxa" w:w="3651"/>
+            <w:vAlign w:val="bottom"/>
+          </w:tcPr>
+          <w:p>
+            <w:pPr>
+              <w:jc w:val="right"/>
+            </w:pPr>
+            <w:r>
+              <w:rPr>
+                <w:b w:val="0"/>
+              </w:rPr>
+              <w:t>– služba medicine rada, utvrđeno je:</w:t>
+            </w:r>
+          </w:p>
+        </w:tc>
+      </w:tr>
+      <w:tr>
+        <w:trPr>
+          <w:cantSplit/>
+        </w:trPr>
+        <w:tc>
+          <w:tcPr>
+            <w:tcW w:type="dxa" w:w="2449"/>
+          </w:tcPr>
+          <w:p/>
+        </w:tc>
+        <w:tc>
+          <w:tcPr>
+            <w:tcW w:type="dxa" w:w="3538"/>
+          </w:tcPr>
+          <w:p>
+            <w:pPr>
+              <w:jc w:val="center"/>
+            </w:pPr>
+            <w:r>
+              <w:rPr>
+                <w:b w:val="0"/>
+                <w:sz w:val="18"/>
+              </w:rPr>
+              <w:t>(naziv zdravstvene ustanove)</w:t>
+            </w:r>
+          </w:p>
+        </w:tc>
+        <w:tc>
+          <w:tcPr>
+            <w:tcW w:type="dxa" w:w="3651"/>
+          </w:tcPr>
+          <w:p/>
+        </w:tc>
+      </w:tr>
+    </w:tbl>
+    <w:p>
+      <w:pPr>
+        <w:spacing w:after="0" w:line="60" w:lineRule="exact"/>
+      </w:pPr>
+      <w:r>
+        <w:rPr>
+          <w:sz w:val="4"/>
+        </w:rPr>
+      </w:r>
+    </w:p>
+    <w:tbl>
+      <w:tblPr>
+        <w:tblW w:type="dxa" w:w="9639"/>
+        <w:tblBorders>
+          <w:top w:val="nil"/>
+          <w:left w:val="nil"/>
+          <w:bottom w:val="nil"/>
+          <w:right w:val="nil"/>
+          <w:insideH w:val="nil"/>
+          <w:insideV w:val="nil"/>
+        </w:tblBorders>
+        <w:tblLayout w:type="fixed"/>
+        <w:tblLayout w:type="fixed"/>
+        <w:tblCellMar>
+          <w:top w:w="0" w:type="dxa"/>
+          <w:left w:w="28" w:type="dxa"/>
+          <w:bottom w:w="0" w:type="dxa"/>
+          <w:right w:w="28" w:type="dxa"/>
+        </w:tblCellMar>
+        <w:tblLook w:firstColumn="1" w:firstRow="1" w:lastColumn="0" w:lastRow="0" w:noHBand="0" w:noVBand="1" w:val="04A0"/>
+      </w:tblPr>
+      <w:tblGrid>
+        <w:gridCol w:w="9468"/>
+        <w:gridCol w:w="170"/>
+      </w:tblGrid>
+      <w:tr>
+        <w:trPr>
+          <w:cantSplit/>
+          <w:trHeight w:val="351" w:hRule="atLeast"/>
+        </w:trPr>
+        <w:tc>
+          <w:tcPr>
+            <w:tcW w:type="dxa" w:w="9468"/>
+            <w:tcBorders>
+              <w:bottom w:val="single" w:sz="4" w:space="0" w:color="000000"/>
+            </w:tcBorders>
+            <w:vAlign w:val="bottom"/>
+          </w:tcPr>
+          <w:p>
+            <w:pPr>
+              <w:jc w:val="center"/>
+            </w:pPr>
+            <w:r>
+              <w:rPr>
+                <w:b w:val="0"/>
+              </w:rPr>
+              <w:t>{{ previous_exam.fitness }}</w:t>
+            </w:r>
+          </w:p>
+        </w:tc>
+        <w:tc>
+          <w:tcPr>
+            <w:tcW w:type="dxa" w:w="170"/>
+            <w:vAlign w:val="bottom"/>
+          </w:tcPr>
+          <w:p>
+            <w:r>
+              <w:rPr>
+                <w:b w:val="0"/>
+              </w:rPr>
+              <w:t>.</w:t>
+            </w:r>
+          </w:p>
+        </w:tc>
+      </w:tr>
+      <w:tr>
+        <w:trPr>
+          <w:cantSplit/>
+        </w:trPr>
+        <w:tc>
+          <w:tcPr>
+            <w:tcW w:type="dxa" w:w="9468"/>
+          </w:tcPr>
+          <w:p>
+            <w:pPr>
+              <w:jc w:val="center"/>
+            </w:pPr>
+            <w:r>
+              <w:rPr>
+                <w:b w:val="0"/>
+                <w:sz w:val="18"/>
+              </w:rPr>
+              <w:t>(sposoban; sposoban sa ograničenjem)</w:t>
+            </w:r>
+          </w:p>
+        </w:tc>
+        <w:tc>
+          <w:tcPr>
+            <w:tcW w:type="dxa" w:w="170"/>
+          </w:tcPr>
+          <w:p/>
+        </w:tc>
+      </w:tr>
+    </w:tbl>
+    <w:p>
+      <w:pPr>
+        <w:keepNext/>
+        <w:tabs>
+          <w:tab w:pos="357" w:val="left"/>
+        </w:tabs>
+        <w:spacing w:before="200" w:after="40"/>
+        <w:ind w:left="357" w:hanging="357"/>
+        <w:jc w:val="both"/>
+      </w:pPr>
+      <w:r>
+        <w:t>•</w:t>
+        <w:tab/>
+        <w:t>Kratak opis poslova na radnom mestu:</w:t>
+      </w:r>
+    </w:p>
+    <w:tbl>
+      <w:tblPr>
+        <w:tblW w:type="dxa" w:w="9639"/>
+        <w:tblBorders>
+          <w:top w:val="nil"/>
+          <w:left w:val="nil"/>
+          <w:bottom w:val="nil"/>
+          <w:right w:val="nil"/>
+          <w:insideH w:val="nil"/>
+          <w:insideV w:val="nil"/>
+        </w:tblBorders>
+        <w:tblLayout w:type="fixed"/>
+        <w:tblLayout w:type="fixed"/>
+        <w:tblCellMar>
+          <w:top w:w="0" w:type="dxa"/>
+          <w:left w:w="28" w:type="dxa"/>
+          <w:bottom w:w="0" w:type="dxa"/>
+          <w:right w:w="28" w:type="dxa"/>
+        </w:tblCellMar>
+        <w:tblLook w:firstColumn="1" w:firstRow="1" w:lastColumn="0" w:lastRow="0" w:noHBand="0" w:noVBand="1" w:val="04A0"/>
+      </w:tblPr>
+      <w:tblGrid>
+        <w:gridCol w:w="9639"/>
+      </w:tblGrid>
+      <w:tr>
+        <w:trPr>
+          <w:cantSplit/>
+          <w:trHeight w:val="351" w:hRule="atLeast"/>
+        </w:trPr>
+        <w:tc>
+          <w:tcPr>
+            <w:tcW w:type="dxa" w:w="9638"/>
+            <w:tcBorders>
+              <w:bottom w:val="single" w:sz="4" w:space="0" w:color="000000"/>
+            </w:tcBorders>
+            <w:vAlign w:val="bottom"/>
+          </w:tcPr>
+          <w:p>
+            <w:r>
+              <w:rPr>
+                <w:b w:val="0"/>
+              </w:rPr>
+              <w:t>{{ role.description }}</w:t>
+            </w:r>
+          </w:p>
+        </w:tc>
+      </w:tr>
+    </w:tbl>
+    <w:p>
+      <w:pPr>
+        <w:spacing w:after="0" w:line="40" w:lineRule="exact"/>
+      </w:pPr>
+      <w:r>
+        <w:rPr>
+          <w:sz w:val="4"/>
+        </w:rPr>
       </w:r>
     </w:p>
     <w:p>
       <w:pPr>
-        <w:spacing w:after="0"/>
+        <w:keepNext/>
+        <w:tabs>
+          <w:tab w:pos="357" w:val="left"/>
+        </w:tabs>
+        <w:spacing w:before="160" w:after="40"/>
+        <w:ind w:left="357" w:hanging="357"/>
+        <w:jc w:val="both"/>
       </w:pPr>
-      <w:r/>
+      <w:r>
+        <w:t>•</w:t>
+        <w:tab/>
+        <w:t>Procenjeni rizici na radnom mestu i u radnoj okolini – utvrđeni Aktom o proceni rizika:</w:t>
+      </w:r>
     </w:p>
+    <w:tbl>
+      <w:tblPr>
+        <w:tblW w:type="dxa" w:w="9639"/>
+        <w:tblBorders>
+          <w:top w:val="nil"/>
+          <w:left w:val="nil"/>
+          <w:bottom w:val="nil"/>
+          <w:right w:val="nil"/>
+          <w:insideH w:val="nil"/>
+          <w:insideV w:val="nil"/>
+        </w:tblBorders>
+        <w:tblLayout w:type="fixed"/>
+        <w:tblLayout w:type="fixed"/>
+        <w:tblCellMar>
+          <w:top w:w="0" w:type="dxa"/>
+          <w:left w:w="28" w:type="dxa"/>
+          <w:bottom w:w="0" w:type="dxa"/>
+          <w:right w:w="28" w:type="dxa"/>
+        </w:tblCellMar>
+        <w:tblLook w:firstColumn="1" w:firstRow="1" w:lastColumn="0" w:lastRow="0" w:noHBand="0" w:noVBand="1" w:val="04A0"/>
+      </w:tblPr>
+      <w:tblGrid>
+        <w:gridCol w:w="9639"/>
+      </w:tblGrid>
+      <w:tr>
+        <w:trPr>
+          <w:cantSplit/>
+          <w:trHeight w:val="351" w:hRule="atLeast"/>
+        </w:trPr>
+        <w:tc>
+          <w:tcPr>
+            <w:tcW w:type="dxa" w:w="9638"/>
+            <w:tcBorders>
+              <w:bottom w:val="single" w:sz="4" w:space="0" w:color="000000"/>
+            </w:tcBorders>
+            <w:vAlign w:val="bottom"/>
+          </w:tcPr>
+          <w:p>
+            <w:r>
+              <w:rPr>
+                <w:b w:val="0"/>
+              </w:rPr>
+              <w:t>{{ role.hazards_text }}</w:t>
+            </w:r>
+          </w:p>
+        </w:tc>
+      </w:tr>
+      <w:tr>
+        <w:trPr>
+          <w:cantSplit/>
+        </w:trPr>
+        <w:tc>
+          <w:tcPr>
+            <w:tcW w:type="dxa" w:w="9638"/>
+          </w:tcPr>
+          <w:p>
+            <w:pPr>
+              <w:jc w:val="center"/>
+            </w:pPr>
+            <w:r>
+              <w:rPr>
+                <w:b w:val="0"/>
+                <w:sz w:val="18"/>
+              </w:rPr>
+              <w:t>(opasnosti i štetnosti sa izmerenim vrednostima)</w:t>
+            </w:r>
+          </w:p>
+        </w:tc>
+      </w:tr>
+    </w:tbl>
     <w:p>
       <w:pPr>
-        <w:spacing w:after="0"/>
+        <w:spacing w:after="0" w:line="40" w:lineRule="exact"/>
       </w:pPr>
       <w:r>
-        <w:t>Datum: {{ scheduled_for }}</w:t>
+        <w:rPr>
+          <w:sz w:val="4"/>
+        </w:rPr>
       </w:r>
     </w:p>
     <w:p>
       <w:pPr>
-        <w:spacing w:after="0"/>
+        <w:keepNext/>
+        <w:tabs>
+          <w:tab w:pos="357" w:val="left"/>
+        </w:tabs>
+        <w:spacing w:before="160" w:after="40"/>
+        <w:ind w:left="357" w:hanging="357"/>
+        <w:jc w:val="both"/>
       </w:pPr>
       <w:r>
-        <w:t>Broj uputa: {{ instruction_number }}</w:t>
+        <w:t>•</w:t>
+        <w:tab/>
+        <w:t>Posebni zdravstveni uslovi utvrđeni Aktom o proceni rizika – koje zaposleni(a) mora ispunjavati:</w:t>
       </w:r>
     </w:p>
+    <w:tbl>
+      <w:tblPr>
+        <w:tblW w:type="dxa" w:w="9639"/>
+        <w:tblBorders>
+          <w:top w:val="nil"/>
+          <w:left w:val="nil"/>
+          <w:bottom w:val="nil"/>
+          <w:right w:val="nil"/>
+          <w:insideH w:val="nil"/>
+          <w:insideV w:val="nil"/>
+        </w:tblBorders>
+        <w:tblLayout w:type="fixed"/>
+        <w:tblLayout w:type="fixed"/>
+        <w:tblCellMar>
+          <w:top w:w="0" w:type="dxa"/>
+          <w:left w:w="28" w:type="dxa"/>
+          <w:bottom w:w="0" w:type="dxa"/>
+          <w:right w:w="28" w:type="dxa"/>
+        </w:tblCellMar>
+        <w:tblLook w:firstColumn="1" w:firstRow="1" w:lastColumn="0" w:lastRow="0" w:noHBand="0" w:noVBand="1" w:val="04A0"/>
+      </w:tblPr>
+      <w:tblGrid>
+        <w:gridCol w:w="9639"/>
+      </w:tblGrid>
+      <w:tr>
+        <w:trPr>
+          <w:cantSplit/>
+          <w:trHeight w:val="351" w:hRule="atLeast"/>
+        </w:trPr>
+        <w:tc>
+          <w:tcPr>
+            <w:tcW w:type="dxa" w:w="9638"/>
+            <w:tcBorders>
+              <w:bottom w:val="single" w:sz="4" w:space="0" w:color="000000"/>
+            </w:tcBorders>
+            <w:vAlign w:val="bottom"/>
+          </w:tcPr>
+          <w:p>
+            <w:r>
+              <w:rPr>
+                <w:b w:val="0"/>
+              </w:rPr>
+              <w:t>{{ role.special_health_conditions }}</w:t>
+            </w:r>
+          </w:p>
+        </w:tc>
+      </w:tr>
+    </w:tbl>
     <w:p>
       <w:pPr>
-        <w:spacing w:after="0"/>
+        <w:spacing w:before="0" w:after="200"/>
       </w:pPr>
-      <w:r/>
     </w:p>
-    <w:p>
-      <w:pPr>
-        <w:spacing w:after="0"/>
-      </w:pPr>
-      <w:r>
-        <w:t>Upućuje se na PERIODIČNI/KONTROLNI pregled {{ employee.first_name }} {{ employee.father_name }} {{ employee.last_name }}, rođen(a) {{ date_of_birth }} u {{ employee.place_of_birth }}, JMBG {{ employee.national_id }}, po zanimanju {{ employee.occupation }}, koji(a) treba da radi na radnom mestu {{ employee.high_risk_position_name }} kod poslodavca {{ client.name }}, radi ocene ispunjenosti posebnih zdravstvenih sposobnosti za obavljanje poslova na tom radnom mestu – koje je Aktom o proceni rizika ({{ client.risk_assessment_act_name }}, {{ client.risk_assessment_act_date }}) utvrđeno kao radno mesto sa povećanim rizikom.</w:t>
-      </w:r>
-    </w:p>
-    <w:p>
-      <w:pPr>
-        <w:spacing w:after="0"/>
-      </w:pPr>
-      <w:r/>
-    </w:p>
-    <w:p>
-      <w:pPr>
-        <w:spacing w:after="0"/>
-      </w:pPr>
-      <w:r>
-        <w:t>Pri prethodnom/periodičnom pregledu obavljenom {{ last_exam_date }} u zdravstvenoj ustanovi _______________________________ - službi medicine rada, utvrđeno je: _______________________________________________</w:t>
-      </w:r>
-    </w:p>
-    <w:p>
-      <w:pPr>
-        <w:spacing w:after="0"/>
-      </w:pPr>
-      <w:r/>
-    </w:p>
-    <w:p>
-      <w:pPr>
-        <w:spacing w:after="0"/>
-      </w:pPr>
-      <w:r>
-        <w:t>• Kratak opis poslova na radnom mestu: _______________________________________________</w:t>
-      </w:r>
-    </w:p>
-    <w:p>
-      <w:pPr>
-        <w:spacing w:after="0"/>
-      </w:pPr>
-      <w:r/>
-    </w:p>
-    <w:p>
-      <w:pPr>
-        <w:spacing w:after="0"/>
-      </w:pPr>
-      <w:r>
-        <w:t>• Procenjeni rizici na radnom mestu i u radnoj okolini – utvrđeni Aktom o proceni rizika (opasnosti i štetnosti sa izmerenim vrednostima): _______________________________________________</w:t>
-      </w:r>
-    </w:p>
-    <w:p>
-      <w:pPr>
-        <w:spacing w:after="0"/>
-      </w:pPr>
-      <w:r/>
-    </w:p>
-    <w:p>
-      <w:pPr>
-        <w:spacing w:after="0"/>
-      </w:pPr>
-      <w:r>
-        <w:t>• Posebni zdravstveni uslovi utvrđeni Aktom o proceni rizika – koje zaposleni(a) mora ispunjavati: _______________________________________________</w:t>
-      </w:r>
-    </w:p>
-    <w:p>
-      <w:pPr>
-        <w:spacing w:after="0"/>
-      </w:pPr>
-      <w:r/>
-    </w:p>
-    <w:p>
-      <w:pPr>
-        <w:spacing w:after="0"/>
-      </w:pPr>
-      <w:r>
-        <w:t xml:space="preserve">                                                        Poslodavac</w:t>
-      </w:r>
-    </w:p>
-    <w:p>
-      <w:pPr>
-        <w:spacing w:after="0"/>
-      </w:pPr>
-      <w:r>
-        <w:t xml:space="preserve">                                                        (M.P.)</w:t>
-      </w:r>
-    </w:p>
-    <w:p>
-      <w:pPr>
-        <w:spacing w:after="0"/>
-      </w:pPr>
-      <w:r>
-        <w:t xml:space="preserve">                                                        </w:t>
-      </w:r>
-    </w:p>
-    <w:p>
-      <w:pPr>
-        <w:spacing w:after="0"/>
-      </w:pPr>
-      <w:r/>
-    </w:p>
+    <w:tbl>
+      <w:tblPr>
+        <w:tblW w:type="dxa" w:w="9639"/>
+        <w:tblBorders>
+          <w:top w:val="nil"/>
+          <w:left w:val="nil"/>
+          <w:bottom w:val="nil"/>
+          <w:right w:val="nil"/>
+          <w:insideH w:val="nil"/>
+          <w:insideV w:val="nil"/>
+        </w:tblBorders>
+        <w:tblLayout w:type="fixed"/>
+        <w:tblLayout w:type="fixed"/>
+        <w:tblCellMar>
+          <w:top w:w="0" w:type="dxa"/>
+          <w:left w:w="28" w:type="dxa"/>
+          <w:bottom w:w="0" w:type="dxa"/>
+          <w:right w:w="28" w:type="dxa"/>
+        </w:tblCellMar>
+        <w:tblLook w:firstColumn="1" w:firstRow="1" w:lastColumn="0" w:lastRow="0" w:noHBand="0" w:noVBand="1" w:val="04A0"/>
+      </w:tblPr>
+      <w:tblGrid>
+        <w:gridCol w:w="3685"/>
+        <w:gridCol w:w="2268"/>
+        <w:gridCol w:w="3685"/>
+      </w:tblGrid>
+      <w:tr>
+        <w:trPr>
+          <w:cantSplit/>
+        </w:trPr>
+        <w:tc>
+          <w:tcPr>
+            <w:tcW w:type="dxa" w:w="3685"/>
+          </w:tcPr>
+          <w:p>
+            <w:r>
+              <w:rPr>
+                <w:b w:val="0"/>
+              </w:rPr>
+              <w:t>Mesto i datum:</w:t>
+            </w:r>
+          </w:p>
+        </w:tc>
+        <w:tc>
+          <w:tcPr>
+            <w:tcW w:type="dxa" w:w="2268"/>
+          </w:tcPr>
+          <w:p/>
+        </w:tc>
+        <w:tc>
+          <w:tcPr>
+            <w:tcW w:type="dxa" w:w="3685"/>
+          </w:tcPr>
+          <w:p>
+            <w:pPr>
+              <w:jc w:val="center"/>
+            </w:pPr>
+            <w:r>
+              <w:rPr>
+                <w:b w:val="0"/>
+              </w:rPr>
+              <w:t>Poslodavac</w:t>
+            </w:r>
+          </w:p>
+        </w:tc>
+      </w:tr>
+      <w:tr>
+        <w:trPr>
+          <w:cantSplit/>
+          <w:trHeight w:val="510" w:hRule="atLeast"/>
+        </w:trPr>
+        <w:tc>
+          <w:tcPr>
+            <w:tcW w:type="dxa" w:w="3685"/>
+            <w:tcBorders>
+              <w:bottom w:val="single" w:sz="4" w:space="0" w:color="000000"/>
+            </w:tcBorders>
+          </w:tcPr>
+          <w:p/>
+        </w:tc>
+        <w:tc>
+          <w:tcPr>
+            <w:tcW w:type="dxa" w:w="2268"/>
+          </w:tcPr>
+          <w:p/>
+        </w:tc>
+        <w:tc>
+          <w:tcPr>
+            <w:tcW w:type="dxa" w:w="3685"/>
+            <w:tcBorders>
+              <w:bottom w:val="single" w:sz="4" w:space="0" w:color="000000"/>
+            </w:tcBorders>
+          </w:tcPr>
+          <w:p/>
+        </w:tc>
+      </w:tr>
+      <w:tr>
+        <w:trPr>
+          <w:cantSplit/>
+        </w:trPr>
+        <w:tc>
+          <w:tcPr>
+            <w:tcW w:type="dxa" w:w="3685"/>
+          </w:tcPr>
+          <w:p/>
+        </w:tc>
+        <w:tc>
+          <w:tcPr>
+            <w:tcW w:type="dxa" w:w="2268"/>
+            <w:vAlign w:val="bottom"/>
+          </w:tcPr>
+          <w:p>
+            <w:pPr>
+              <w:jc w:val="center"/>
+            </w:pPr>
+            <w:r>
+              <w:rPr>
+                <w:b w:val="0"/>
+              </w:rPr>
+              <w:t>(M.P.)</w:t>
+            </w:r>
+          </w:p>
+        </w:tc>
+        <w:tc>
+          <w:tcPr>
+            <w:tcW w:type="dxa" w:w="3685"/>
+          </w:tcPr>
+          <w:p/>
+        </w:tc>
+      </w:tr>
+    </w:tbl>
     <w:sectPr>
-      <w:pgSz w:w="12240" w:h="15840"/>
-      <w:pgMar w:top="1440" w:right="1800" w:bottom="1440" w:left="1800" w:header="720" w:footer="720" w:gutter="0"/>
+      <w:pgSz w:w="11906" w:h="16838"/>
+      <w:pgMar w:top="850" w:right="1134" w:bottom="850" w:left="1134" w:header="567" w:footer="567" w:gutter="0"/>
       <w:cols w:space="720"/>
       <w:docGrid w:linePitch="360"/>
     </w:sectPr>
@@ -554,9 +2070,13 @@
     <w:name w:val="Normal"/>
     <w:qFormat/>
     <w:rsid w:val="00FC693F"/>
+    <w:pPr>
+      <w:spacing w:before="0" w:after="0" w:line="240" w:lineRule="auto"/>
+    </w:pPr>
     <w:rPr>
-      <w:rFonts w:ascii="Calibri" w:hAnsi="Calibri"/>
-      <w:sz w:val="22"/>
+      <w:rFonts w:ascii="Times New Roman" w:hAnsi="Times New Roman" w:cs="Times New Roman" w:eastAsia="Times New Roman"/>
+      <w:sz w:val="24"/>
+      <w:lang w:val="sr-Latn-RS"/>
     </w:rPr>
   </w:style>
   <w:style w:type="paragraph" w:styleId="Header">
